--- a/deliverables/new-video-5/YouTube_Description_DRAFT.docx
+++ b/deliverables/new-video-5/YouTube_Description_DRAFT.docx
@@ -452,7 +452,7 @@
           <w:i w:val="0"/>
           <w:sz w:val="22"/>
         </w:rPr>
-        <w:t>10:46  Say them out loud</w:t>
+        <w:t>11:02  Say them out loud</w:t>
       </w:r>
     </w:p>
     <w:p>
@@ -465,7 +465,7 @@
           <w:i w:val="0"/>
           <w:sz w:val="22"/>
         </w:rPr>
-        <w:t>11:20  Story explains, proof supports</w:t>
+        <w:t>11:36  Story explains, proof supports</w:t>
       </w:r>
     </w:p>
     <w:p>
@@ -478,7 +478,7 @@
           <w:i w:val="0"/>
           <w:sz w:val="22"/>
         </w:rPr>
-        <w:t>12:20  Watch next</w:t>
+        <w:t>12:36  Watch next</w:t>
       </w:r>
     </w:p>
     <w:p>
